--- a/BACK-END/ANOTAÇÕES_AULA/Como fazer criação de projeto API.docx
+++ b/BACK-END/ANOTAÇÕES_AULA/Como fazer criação de projeto API.docx
@@ -51,23 +51,55 @@
       </w:r>
       <w:proofErr w:type="spellEnd"/>
       <w:r>
-        <w:t xml:space="preserve"> express</w:t>
+        <w:t xml:space="preserve"> </w:t>
+      </w:r>
+      <w:proofErr w:type="spellStart"/>
+      <w:r>
+        <w:t>express</w:t>
+      </w:r>
+      <w:proofErr w:type="spellEnd"/>
+    </w:p>
+    <w:p>
+      <w:r>
+        <w:t xml:space="preserve">node </w:t>
+      </w:r>
+      <w:r>
+        <w:t>--</w:t>
+      </w:r>
+      <w:proofErr w:type="spellStart"/>
+      <w:r>
+        <w:t>watch</w:t>
+      </w:r>
+      <w:proofErr w:type="spellEnd"/>
+      <w:r>
+        <w:t xml:space="preserve"> server.js</w:t>
+      </w:r>
+    </w:p>
+    <w:p/>
+    <w:p>
+      <w:proofErr w:type="spellStart"/>
+      <w:r>
+        <w:t>npm</w:t>
+      </w:r>
+      <w:proofErr w:type="spellEnd"/>
+      <w:r>
+        <w:t xml:space="preserve"> </w:t>
+      </w:r>
+      <w:proofErr w:type="spellStart"/>
+      <w:r>
+        <w:t>intall</w:t>
+      </w:r>
+      <w:proofErr w:type="spellEnd"/>
+      <w:r>
+        <w:t xml:space="preserve"> </w:t>
+      </w:r>
+      <w:proofErr w:type="spellStart"/>
+      <w:r>
+        <w:t>mongoose</w:t>
       </w:r>
       <w:bookmarkStart w:id="0" w:name="_GoBack"/>
       <w:bookmarkEnd w:id="0"/>
-    </w:p>
-    <w:p>
-      <w:r>
-        <w:t>--</w:t>
-      </w:r>
-      <w:proofErr w:type="spellStart"/>
-      <w:r>
-        <w:t>watch</w:t>
-      </w:r>
-      <w:proofErr w:type="spellEnd"/>
-      <w:r>
-        <w:t xml:space="preserve"> server.js</w:t>
-      </w:r>
+      <w:proofErr w:type="spellEnd"/>
     </w:p>
     <w:sectPr>
       <w:pgSz w:w="11906" w:h="16838"/>
